--- a/Introduccion a la Ingenieria/Kit docente/Clase 15/Solucion Taller Clase 15 - Guia de la exposicion final.docx
+++ b/Introduccion a la Ingenieria/Kit docente/Clase 15/Solucion Taller Clase 15 - Guia de la exposicion final.docx
@@ -38,6 +38,7 @@
       <w:r>
         <w:rPr>
           <w:rFonts w:ascii="Consolas" w:hAnsi="Consolas"/>
+          <w:b w:val="0"/>
           <w:i/>
           <w:color w:val="111111"/>
           <w:sz w:val="20"/>
@@ -200,7 +201,7 @@
           <w:color w:val="4A4A49"/>
           <w:sz w:val="21"/>
         </w:rPr>
-        <w:t xml:space="preserve">, con los cinco tramos de la sesión 14, </w:t>
+        <w:t xml:space="preserve">, con los cinco tramos de la Clase 14, </w:t>
       </w:r>
       <w:r>
         <w:rPr>
@@ -691,7 +692,7 @@
           <w:color w:val="4A4A49"/>
           <w:sz w:val="22"/>
         </w:rPr>
-        <w:t xml:space="preserve"> gastar el minuto en «buenas tardes, somos el equipo 3, integrado por…». Se avisó en la sesión 14 y aun así lo hacen dos o tres equipos. Cuesta puntos porque consume el minuto más valioso en información que ya está en la diapositiva.</w:t>
+        <w:t xml:space="preserve"> gastar el minuto en «buenas tardes, somos el equipo 3, integrado por…». Se avisó en la Clase 14 y aun así lo hacen dos o tres equipos. Cuesta puntos porque consume el minuto más valioso en información que ya está en la diapositiva.</w:t>
       </w:r>
     </w:p>
     <w:p>
@@ -871,7 +872,7 @@
           <w:color w:val="4A4A49"/>
           <w:sz w:val="22"/>
         </w:rPr>
-        <w:t xml:space="preserve"> En el caso de la biblioteca: la voluntaria del cierre, a quien le llega trabajo nuevo, y el vecino sin datos móviles, que queda atrás en el mostrador. Salió de la sesión 13.</w:t>
+        <w:t xml:space="preserve"> En el caso de la biblioteca: la voluntaria del cierre, a quien le llega trabajo nuevo, y el vecino sin datos móviles, que queda atrás en el mostrador. Salió de la Clase 13.</w:t>
       </w:r>
     </w:p>
     <w:p>
@@ -1190,7 +1191,7 @@
           <w:color w:val="4A4A49"/>
           <w:sz w:val="22"/>
         </w:rPr>
-        <w:t xml:space="preserve"> «¿qué pasa con alguien que no tiene datos móviles?» — destapa en diez segundos si el equipo pensó en los afectados no usuarios de la sesión 13 o solo en su usuario ideal.</w:t>
+        <w:t xml:space="preserve"> «¿qué pasa con alguien que no tiene datos móviles?» — destapa en diez segundos si el equipo pensó en los afectados no usuarios de la Clase 13 o solo en su usuario ideal.</w:t>
       </w:r>
     </w:p>
     <w:p>
@@ -1389,7 +1390,7 @@
           <w:color w:val="4A4A49"/>
           <w:sz w:val="22"/>
         </w:rPr>
-        <w:t xml:space="preserve"> (hallazgo de la sesión 12);</w:t>
+        <w:t xml:space="preserve"> (hallazgo de la Clase 12);</w:t>
       </w:r>
     </w:p>
     <w:p>
@@ -1740,7 +1741,7 @@
           <w:color w:val="4A4A49"/>
           <w:sz w:val="22"/>
         </w:rPr>
-        <w:t xml:space="preserve"> si narra la tarea igual. Para eso se preparó el plan B en la sesión 14, y usarlo bien es competencia, no fracaso. Lo que sí cuesta puntos es no tener capturas y perder dos minutos buscando la pestaña.</w:t>
+        <w:t xml:space="preserve"> si narra la tarea igual. Para eso se preparó el plan B en la Clase 14, y usarlo bien es competencia, no fracaso. Lo que sí cuesta puntos es no tener capturas y perder dos minutos buscando la pestaña.</w:t>
       </w:r>
     </w:p>
     <w:p>
@@ -2330,7 +2331,7 @@
           <w:color w:val="4A4A49"/>
           <w:sz w:val="22"/>
         </w:rPr>
-        <w:t>. La respuesta define el puntaje del tramo en quince segundos: si la persona es del equipo, no fue una prueba; si la respuesta es «le pareció bien», escucharon opiniones en vez de observar comportamiento —la distinción de la sesión 12—.</w:t>
+        <w:t>. La respuesta define el puntaje del tramo en quince segundos: si la persona es del equipo, no fue una prueba; si la respuesta es «le pareció bien», escucharon opiniones en vez de observar comportamiento —la distinción de la Clase 12—.</w:t>
       </w:r>
     </w:p>
     <w:p>
@@ -2804,7 +2805,7 @@
           <w:color w:val="4A4A49"/>
           <w:sz w:val="22"/>
         </w:rPr>
-        <w:t xml:space="preserve"> que el positivo. Un equipo que dice «y esto le cuesta diez minutos diarios a una persona» está haciendo ingeniería, no publicidad. Es exactamente lo que se trabajó en la sesión 13, y el tramo existe para verificar que quedó.</w:t>
+        <w:t xml:space="preserve"> que el positivo. Un equipo que dice «y esto le cuesta diez minutos diarios a una persona» está haciendo ingeniería, no publicidad. Es exactamente lo que se trabajó en la Clase 13, y el tramo existe para verificar que quedó.</w:t>
       </w:r>
     </w:p>
     <w:p>
@@ -2822,7 +2823,7 @@
           <w:color w:val="4A4A49"/>
           <w:sz w:val="22"/>
         </w:rPr>
-        <w:t xml:space="preserve"> volver al adjetivo. «Genera conciencia ambiental» no es un impacto: es una intención. La corrección es la de la sesión 13 — </w:t>
+        <w:t xml:space="preserve"> volver al adjetivo. «Genera conciencia ambiental» no es un impacto: es una intención. La corrección es la de la Clase 13 — </w:t>
       </w:r>
       <w:r>
         <w:rPr>
@@ -2890,7 +2891,7 @@
           <w:color w:val="4A4A49"/>
           <w:sz w:val="22"/>
         </w:rPr>
-        <w:t>, 3 por el siguiente paso. Si todos los impactos son positivos, el máximo es 10, y la razón hay que decirla: toda solución le cambia algo a alguien que no la pidió. Rechace los adjetivos sin número — con la corrección de la sesión 13 en la mano, no como opinión del docente.</w:t>
+        <w:t>, 3 por el siguiente paso. Si todos los impactos son positivos, el máximo es 10, y la razón hay que decirla: toda solución le cambia algo a alguien que no la pidió. Rechace los adjetivos sin número — con la corrección de la Clase 13 en la mano, no como opinión del docente.</w:t>
       </w:r>
     </w:p>
     <w:p>
@@ -3335,7 +3336,7 @@
           <w:color w:val="4A4A49"/>
           <w:sz w:val="22"/>
         </w:rPr>
-        <w:t xml:space="preserve"> El equipo aplica el orden de emergencia que decidió en la sesión 14: los tramos del ausente los asume quien sigue en la tabla de reparto. </w:t>
+        <w:t xml:space="preserve"> El equipo aplica el orden de emergencia que decidió en la Clase 14: los tramos del ausente los asume quien sigue en la tabla de reparto. </w:t>
       </w:r>
       <w:r>
         <w:rPr>
@@ -3351,7 +3352,7 @@
           <w:color w:val="4A4A49"/>
           <w:sz w:val="22"/>
         </w:rPr>
-        <w:t>, pero sí evalúe la exposición completa —si faltan tramos, faltan puntos—. Al ausente se le califica aparte, con una sustentación individual corta en la sesión 16 o en horario de asesoría; no hereda la nota del equipo sin haber hablado.</w:t>
+        <w:t>, pero sí evalúe la exposición completa —si faltan tramos, faltan puntos—. Al ausente se le califica aparte, con una sustentación individual corta en la Clase 16 o en horario de asesoría; no hereda la nota del equipo sin haber hablado.</w:t>
       </w:r>
     </w:p>
     <w:p>
@@ -3401,7 +3402,7 @@
           <w:color w:val="4A4A49"/>
           <w:sz w:val="22"/>
         </w:rPr>
-        <w:t>: usar el plan B es competencia, no fracaso, y así se anunció en la sesión 14. Lo que sí cuesta puntos es no tener capturas — y eso se verificó al empezar la clase, así que no debería pasar.</w:t>
+        <w:t>: usar el plan B es competencia, no fracaso, y así se anunció en la Clase 14. Lo que sí cuesta puntos es no tener capturas — y eso se verificó al empezar la clase, así que no debería pasar.</w:t>
       </w:r>
     </w:p>
     <w:p>
@@ -3427,7 +3428,7 @@
           <w:color w:val="4A4A49"/>
           <w:sz w:val="22"/>
         </w:rPr>
-        <w:t>el informe final de la sesión 16 vale 20 % y todavía se puede recuperar mucho ahí</w:t>
+        <w:t>el informe final de la Clase 16 vale 20 % y todavía se puede recuperar mucho ahí</w:t>
       </w:r>
       <w:r>
         <w:rPr>
@@ -3503,7 +3504,7 @@
           <w:color w:val="4A4A49"/>
           <w:sz w:val="22"/>
         </w:rPr>
-        <w:t xml:space="preserve"> → Gasta el minuto más valioso de los nueve en información que ya está en la primera diapositiva. Arrancar con el problema y su número. Se avisó en la sesión 14 y cuesta puntos.</w:t>
+        <w:t xml:space="preserve"> → Gasta el minuto más valioso de los nueve en información que ya está en la primera diapositiva. Arrancar con el problema y su número. Se avisó en la Clase 14 y cuesta puntos.</w:t>
       </w:r>
     </w:p>
     <w:p>
@@ -3566,7 +3567,7 @@
           <w:color w:val="4A4A49"/>
           <w:sz w:val="22"/>
         </w:rPr>
-        <w:t xml:space="preserve"> → Es una intención, no un impacto: nadie puede ir a verificarlo. Se corrigió en la sesión 13. Un indicador que alguien más podría medir, y el impacto negativo con su mitigación.</w:t>
+        <w:t xml:space="preserve"> → Es una intención, no un impacto: nadie puede ir a verificarlo. Se corrigió en la Clase 13. Un indicador que alguien más podría medir, y el impacto negativo con su mitigación.</w:t>
       </w:r>
     </w:p>
     <w:p>
@@ -3889,7 +3890,7 @@
           <w:color w:val="4A4A49"/>
           <w:sz w:val="22"/>
         </w:rPr>
-        <w:t>informe final de la sesión 16</w:t>
+        <w:t>informe final de la Clase 16</w:t>
       </w:r>
       <w:r>
         <w:rPr>
